--- a/prompt-templates/Prompt_Template_Company_Deep_Dive.docx
+++ b/prompt-templates/Prompt_Template_Company_Deep_Dive.docx
@@ -11,21 +11,22 @@
       </w:r>
     </w:p>
     <w:p>
+      <w:pPr>
+        <w:spacing w:after="240"/>
+      </w:pPr>
       <w:r>
         <w:rPr>
           <w:b/>
           <w:bCs/>
-          <w:color w:val="2E75B6"/>
+          <w:i/>
+          <w:iCs/>
+          <w:sz w:val="22"/>
+          <w:szCs w:val="22"/>
         </w:rPr>
         <w:t xml:space="preserve">Variable to replace throughout: [COMPANY] — replace every instance of [COMPANY] with your target company</w:t>
       </w:r>
     </w:p>
     <w:p>
-      <w:r>
-        <w:t xml:space="preserve"/>
-      </w:r>
-    </w:p>
-    <w:p>
       <w:pPr>
         <w:pStyle w:val="Heading2"/>
       </w:pPr>
@@ -34,33 +35,128 @@
       </w:r>
     </w:p>
     <w:p>
+      <w:pPr>
+        <w:spacing w:after="120"/>
+      </w:pPr>
       <w:r>
         <w:rPr>
           <w:i/>
           <w:iCs/>
-          <w:color w:val="666666"/>
         </w:rPr>
         <w:t xml:space="preserve">Run these together as your first query.</w:t>
       </w:r>
     </w:p>
     <w:p>
-      <w:r>
-        <w:t xml:space="preserve">You are a senior product strategist preparing a company deep dive for a PM interviewing at [COMPANY]. Your goal is NOT to summarize what the company does — the interviewer already knows that. Your goal is to surface how the company thinks, what it's betting on, where it's vulnerable, and what it's like to be a PM there.
-Be specific. Avoid generic statements like "they focus on growth and innovation." Instead, say "they explicitly sacrificed X to fund Y, which reveals that leadership believes Z." When you don't have a direct source, reason from observable signals — earnings calls, org announcements, leadership interviews, job postings, product launches, or regulatory filings.
-Label inferences clearly: use [INFERRED] for conclusions drawn from signals rather than direct sources. Use [DOCUMENTED] for claims backed by public sources.
-Now run Prompt 2:
-Research how [COMPANY] actually makes money across its full portfolio. Answer the following:
-1. Revenue breakdown: What are the major revenue lines, how large is each, and what's the growth trajectory?
-2. Where margins come from: Which parts of the business are high-margin vs cost-heavy?
-3. What's growing vs declining: Which revenue lines are expanding, which are under pressure, and why?
-4. Portfolio dependencies: How dependent is the company on any single revenue source, product, or market?
-5. Capital allocation signals: Where is the company investing heavily, and what does that reveal about what leadership believes will drive future value?
-Ground every claim in earnings calls, analyst reports, or regulatory filings. Label inferences as [INFERRED] and documented claims as [DOCUMENTED].</w:t>
-      </w:r>
-    </w:p>
-    <w:p>
-      <w:r>
-        <w:t xml:space="preserve"/>
+      <w:pPr>
+        <w:spacing w:after="120"/>
+      </w:pPr>
+      <w:r>
+        <w:t xml:space="preserve">You are a senior product strategist preparing a company deep dive for a PM interviewing at [COMPANY]. Your goal is NOT to summarize what the company does — the interviewer already knows that. Your goal is to surface how the company thinks, what it’s betting on, where it’s vulnerable, and what it’s like to be a PM there.</w:t>
+      </w:r>
+    </w:p>
+    <w:p>
+      <w:pPr>
+        <w:spacing w:after="120"/>
+      </w:pPr>
+      <w:r>
+        <w:t xml:space="preserve">Be specific. Avoid generic statements like “they focus on growth and innovation.” Instead, say “they explicitly sacrificed X to fund Y, which reveals that leadership believes Z.” When you don’t have a direct source, reason from observable signals — earnings calls, org announcements, leadership interviews, job postings, product launches, or regulatory filings.</w:t>
+      </w:r>
+    </w:p>
+    <w:p>
+      <w:pPr>
+        <w:spacing w:after="120"/>
+      </w:pPr>
+      <w:r>
+        <w:t xml:space="preserve">Label inferences clearly: use [INFERRED] for conclusions drawn from signals rather than direct sources. Use [DOCUMENTED] for claims backed by public sources.</w:t>
+      </w:r>
+    </w:p>
+    <w:p>
+      <w:pPr>
+        <w:spacing w:after="120"/>
+      </w:pPr>
+      <w:r>
+        <w:t xml:space="preserve">Now run Prompt 2:</w:t>
+      </w:r>
+    </w:p>
+    <w:p>
+      <w:pPr>
+        <w:spacing w:after="60"/>
+      </w:pPr>
+      <w:r>
+        <w:t xml:space="preserve">Research how [COMPANY] actually makes money across its full portfolio. Answer the following:</w:t>
+      </w:r>
+    </w:p>
+    <w:p>
+      <w:pPr>
+        <w:pStyle w:val="ListParagraph"/>
+        <w:numPr>
+          <w:ilvl w:val="0"/>
+          <w:numId w:val="2"/>
+        </w:numPr>
+        <w:spacing w:after="60"/>
+      </w:pPr>
+      <w:r>
+        <w:t xml:space="preserve">Revenue breakdown: What are the major revenue lines, how large is each, and what’s the growth trajectory?</w:t>
+      </w:r>
+    </w:p>
+    <w:p>
+      <w:pPr>
+        <w:pStyle w:val="ListParagraph"/>
+        <w:numPr>
+          <w:ilvl w:val="0"/>
+          <w:numId w:val="2"/>
+        </w:numPr>
+        <w:spacing w:after="60"/>
+      </w:pPr>
+      <w:r>
+        <w:t xml:space="preserve">Where margins come from: Which parts of the business are high-margin vs cost-heavy?</w:t>
+      </w:r>
+    </w:p>
+    <w:p>
+      <w:pPr>
+        <w:pStyle w:val="ListParagraph"/>
+        <w:numPr>
+          <w:ilvl w:val="0"/>
+          <w:numId w:val="2"/>
+        </w:numPr>
+        <w:spacing w:after="60"/>
+      </w:pPr>
+      <w:r>
+        <w:t xml:space="preserve">What’s growing vs declining: Which revenue lines are expanding, which are under pressure, and why?</w:t>
+      </w:r>
+    </w:p>
+    <w:p>
+      <w:pPr>
+        <w:pStyle w:val="ListParagraph"/>
+        <w:numPr>
+          <w:ilvl w:val="0"/>
+          <w:numId w:val="2"/>
+        </w:numPr>
+        <w:spacing w:after="60"/>
+      </w:pPr>
+      <w:r>
+        <w:t xml:space="preserve">Portfolio dependencies: How dependent is the company on any single revenue source, product, or market?</w:t>
+      </w:r>
+    </w:p>
+    <w:p>
+      <w:pPr>
+        <w:pStyle w:val="ListParagraph"/>
+        <w:numPr>
+          <w:ilvl w:val="0"/>
+          <w:numId w:val="2"/>
+        </w:numPr>
+        <w:spacing w:after="60"/>
+      </w:pPr>
+      <w:r>
+        <w:t xml:space="preserve">Capital allocation signals: Where is the company investing heavily, and what does that reveal about what leadership believes will drive future value?</w:t>
+      </w:r>
+    </w:p>
+    <w:p>
+      <w:pPr>
+        <w:spacing w:after="240"/>
+      </w:pPr>
+      <w:r>
+        <w:t xml:space="preserve">Ground every claim in earnings calls, analyst reports, or regulatory filings. Label inferences as [INFERRED] and documented claims as [DOCUMENTED].</w:t>
       </w:r>
     </w:p>
     <w:p>
@@ -72,20 +168,92 @@
       </w:r>
     </w:p>
     <w:p>
-      <w:r>
-        <w:t xml:space="preserve">Research the 2-3 things [COMPANY] leadership is explicitly prioritizing right now — and what they're sacrificing to fund those bets.
-For each strategic bet, answer:
-1. What the bet is: State it plainly in one sentence.
-2. What evidence shows this is a real priority: Earnings commentary, capex allocation, hiring patterns, product launches, or leadership statements.
-3. What they're sacrificing or deprioritizing: What is getting less investment, attention, or resources?
-4. What this reveals about leadership's worldview: What belief about the future does this bet imply?
-5. What could make this bet wrong: What assumption has to hold for this to pay off?
-Label inferences as [INFERRED] and documented bets as [DOCUMENTED].</w:t>
-      </w:r>
-    </w:p>
-    <w:p>
-      <w:r>
-        <w:t xml:space="preserve"/>
+      <w:pPr>
+        <w:spacing w:after="120"/>
+      </w:pPr>
+      <w:r>
+        <w:t xml:space="preserve">Research the 2-3 things [COMPANY] leadership is explicitly prioritizing right now — and what they’re sacrificing to fund those bets.</w:t>
+      </w:r>
+    </w:p>
+    <w:p>
+      <w:pPr>
+        <w:spacing w:after="60"/>
+      </w:pPr>
+      <w:r>
+        <w:t xml:space="preserve">For each strategic bet, answer:</w:t>
+      </w:r>
+    </w:p>
+    <w:p>
+      <w:pPr>
+        <w:pStyle w:val="ListParagraph"/>
+        <w:numPr>
+          <w:ilvl w:val="0"/>
+          <w:numId w:val="2"/>
+        </w:numPr>
+        <w:spacing w:after="60"/>
+      </w:pPr>
+      <w:r>
+        <w:t xml:space="preserve">What the bet is: State it plainly in one sentence.</w:t>
+      </w:r>
+    </w:p>
+    <w:p>
+      <w:pPr>
+        <w:pStyle w:val="ListParagraph"/>
+        <w:numPr>
+          <w:ilvl w:val="0"/>
+          <w:numId w:val="2"/>
+        </w:numPr>
+        <w:spacing w:after="60"/>
+      </w:pPr>
+      <w:r>
+        <w:t xml:space="preserve">What evidence shows this is a real priority: Earnings commentary, capex allocation, hiring patterns, product launches, or leadership statements.</w:t>
+      </w:r>
+    </w:p>
+    <w:p>
+      <w:pPr>
+        <w:pStyle w:val="ListParagraph"/>
+        <w:numPr>
+          <w:ilvl w:val="0"/>
+          <w:numId w:val="2"/>
+        </w:numPr>
+        <w:spacing w:after="60"/>
+      </w:pPr>
+      <w:r>
+        <w:t xml:space="preserve">What they’re sacrificing or deprioritizing: What is getting less investment, attention, or resources?</w:t>
+      </w:r>
+    </w:p>
+    <w:p>
+      <w:pPr>
+        <w:pStyle w:val="ListParagraph"/>
+        <w:numPr>
+          <w:ilvl w:val="0"/>
+          <w:numId w:val="2"/>
+        </w:numPr>
+        <w:spacing w:after="60"/>
+      </w:pPr>
+      <w:r>
+        <w:t xml:space="preserve">What this reveals about leadership’s worldview: What belief about the future does this bet imply?</w:t>
+      </w:r>
+    </w:p>
+    <w:p>
+      <w:pPr>
+        <w:pStyle w:val="ListParagraph"/>
+        <w:numPr>
+          <w:ilvl w:val="0"/>
+          <w:numId w:val="2"/>
+        </w:numPr>
+        <w:spacing w:after="60"/>
+      </w:pPr>
+      <w:r>
+        <w:t xml:space="preserve">What could make this bet wrong: What assumption has to hold for this to pay off?</w:t>
+      </w:r>
+    </w:p>
+    <w:p>
+      <w:pPr>
+        <w:spacing w:after="240"/>
+      </w:pPr>
+      <w:r>
+        <w:t xml:space="preserve">Label inferences as [INFERRED] and documented bets as [DOCUMENTED].</w:t>
       </w:r>
     </w:p>
     <w:p>
@@ -97,21 +265,105 @@
       </w:r>
     </w:p>
     <w:p>
-      <w:r>
-        <w:t xml:space="preserve">Research what it's actually like to be a PM at [COMPANY] — how decisions get made, what gets rewarded, and what the leadership philosophy signals about PM authority and influence.
-Answer the following:
-1. Decision-making structure: How centralized or decentralized is product decision-making? Do PMs have real authority or are they coordinators?
-2. How roadmaps get set: What drives the roadmap — top-down from leadership, bottom-up from teams, or data/metrics driven?
-3. Relationship between PM and engineering: Who leads, who follows, and how is that tension managed?
-4. What gets rewarded: Based on promotion patterns, public recognition, and leadership profiles — what behaviors and outcomes does the company actually reward?
-5. Leadership philosophy signals: What do the CEO and key leaders' public statements reveal about what kind of PM thrives here vs struggles?
-6. Red flags and cultural realities: What do employee reviews, org restructurings, and departures signal?
-Use Glassdoor patterns, LinkedIn org signals, leadership interviews, and press coverage. Label as [INFERRED] or [DOCUMENTED].</w:t>
-      </w:r>
-    </w:p>
-    <w:p>
-      <w:r>
-        <w:t xml:space="preserve"/>
+      <w:pPr>
+        <w:spacing w:after="120"/>
+      </w:pPr>
+      <w:r>
+        <w:t xml:space="preserve">Research what it’s actually like to be a PM at [COMPANY] — how decisions get made, what gets rewarded, and what the leadership philosophy signals about PM authority and influence.</w:t>
+      </w:r>
+    </w:p>
+    <w:p>
+      <w:pPr>
+        <w:spacing w:after="60"/>
+      </w:pPr>
+      <w:r>
+        <w:t xml:space="preserve">Answer the following:</w:t>
+      </w:r>
+    </w:p>
+    <w:p>
+      <w:pPr>
+        <w:pStyle w:val="ListParagraph"/>
+        <w:numPr>
+          <w:ilvl w:val="0"/>
+          <w:numId w:val="2"/>
+        </w:numPr>
+        <w:spacing w:after="60"/>
+      </w:pPr>
+      <w:r>
+        <w:t xml:space="preserve">Decision-making structure: How centralized or decentralized is product decision-making? Do PMs have real authority or are they coordinators?</w:t>
+      </w:r>
+    </w:p>
+    <w:p>
+      <w:pPr>
+        <w:pStyle w:val="ListParagraph"/>
+        <w:numPr>
+          <w:ilvl w:val="0"/>
+          <w:numId w:val="2"/>
+        </w:numPr>
+        <w:spacing w:after="60"/>
+      </w:pPr>
+      <w:r>
+        <w:t xml:space="preserve">How roadmaps get set: What drives the roadmap — top-down from leadership, bottom-up from teams, or data/metrics driven?</w:t>
+      </w:r>
+    </w:p>
+    <w:p>
+      <w:pPr>
+        <w:pStyle w:val="ListParagraph"/>
+        <w:numPr>
+          <w:ilvl w:val="0"/>
+          <w:numId w:val="2"/>
+        </w:numPr>
+        <w:spacing w:after="60"/>
+      </w:pPr>
+      <w:r>
+        <w:t xml:space="preserve">Relationship between PM and engineering: Who leads, who follows, and how is that tension managed?</w:t>
+      </w:r>
+    </w:p>
+    <w:p>
+      <w:pPr>
+        <w:pStyle w:val="ListParagraph"/>
+        <w:numPr>
+          <w:ilvl w:val="0"/>
+          <w:numId w:val="2"/>
+        </w:numPr>
+        <w:spacing w:after="60"/>
+      </w:pPr>
+      <w:r>
+        <w:t xml:space="preserve">What gets rewarded: Based on promotion patterns, public recognition, and leadership profiles — what behaviors and outcomes does the company actually reward?</w:t>
+      </w:r>
+    </w:p>
+    <w:p>
+      <w:pPr>
+        <w:pStyle w:val="ListParagraph"/>
+        <w:numPr>
+          <w:ilvl w:val="0"/>
+          <w:numId w:val="2"/>
+        </w:numPr>
+        <w:spacing w:after="60"/>
+      </w:pPr>
+      <w:r>
+        <w:t xml:space="preserve">Leadership philosophy signals: What do the CEO and key leaders’ public statements reveal about what kind of PM thrives here vs struggles?</w:t>
+      </w:r>
+    </w:p>
+    <w:p>
+      <w:pPr>
+        <w:pStyle w:val="ListParagraph"/>
+        <w:numPr>
+          <w:ilvl w:val="0"/>
+          <w:numId w:val="2"/>
+        </w:numPr>
+        <w:spacing w:after="60"/>
+      </w:pPr>
+      <w:r>
+        <w:t xml:space="preserve">Red flags and cultural realities: What do employee reviews, org restructurings, and departures signal?</w:t>
+      </w:r>
+    </w:p>
+    <w:p>
+      <w:pPr>
+        <w:spacing w:after="240"/>
+      </w:pPr>
+      <w:r>
+        <w:t xml:space="preserve">Use Glassdoor patterns, LinkedIn org signals, leadership interviews, and press coverage. Label as [INFERRED] or [DOCUMENTED].</w:t>
       </w:r>
     </w:p>
     <w:p>
@@ -123,21 +375,105 @@
       </w:r>
     </w:p>
     <w:p>
-      <w:r>
-        <w:t xml:space="preserve">Research how [COMPANY] is approaching AI — specifically the strategic choices they're making about how to build, deploy, and monetize AI.
-Answer the following:
-1. Build vs buy vs partner: Is the company building its own foundation models, fine-tuning existing ones, or primarily integrating third-party AI?
-2. Open vs closed: Is their AI strategy open source, proprietary, or hybrid? Why?
-3. Defensive vs offensive: Is AI primarily protecting existing revenue or creating new revenue streams?
-4. Where AI is actually showing up in products: Not what they announce — what has shipped, at what scale, with what measurable impact?
-5. AI org signals: How is AI organized — centralized research team, embedded in product teams, or both?
-6. The bet that could define the next 3 years: What is the single AI move that will either compound their advantage or expose a major vulnerability?
-Label as [INFERRED] or [DOCUMENTED].</w:t>
-      </w:r>
-    </w:p>
-    <w:p>
-      <w:r>
-        <w:t xml:space="preserve"/>
+      <w:pPr>
+        <w:spacing w:after="120"/>
+      </w:pPr>
+      <w:r>
+        <w:t xml:space="preserve">Research how [COMPANY] is approaching AI — specifically the strategic choices they’re making about how to build, deploy, and monetize AI.</w:t>
+      </w:r>
+    </w:p>
+    <w:p>
+      <w:pPr>
+        <w:spacing w:after="60"/>
+      </w:pPr>
+      <w:r>
+        <w:t xml:space="preserve">Answer the following:</w:t>
+      </w:r>
+    </w:p>
+    <w:p>
+      <w:pPr>
+        <w:pStyle w:val="ListParagraph"/>
+        <w:numPr>
+          <w:ilvl w:val="0"/>
+          <w:numId w:val="2"/>
+        </w:numPr>
+        <w:spacing w:after="60"/>
+      </w:pPr>
+      <w:r>
+        <w:t xml:space="preserve">Build vs buy vs partner: Is the company building its own foundation models, fine-tuning existing ones, or primarily integrating third-party AI?</w:t>
+      </w:r>
+    </w:p>
+    <w:p>
+      <w:pPr>
+        <w:pStyle w:val="ListParagraph"/>
+        <w:numPr>
+          <w:ilvl w:val="0"/>
+          <w:numId w:val="2"/>
+        </w:numPr>
+        <w:spacing w:after="60"/>
+      </w:pPr>
+      <w:r>
+        <w:t xml:space="preserve">Open vs closed: Is their AI strategy open source, proprietary, or hybrid? Why?</w:t>
+      </w:r>
+    </w:p>
+    <w:p>
+      <w:pPr>
+        <w:pStyle w:val="ListParagraph"/>
+        <w:numPr>
+          <w:ilvl w:val="0"/>
+          <w:numId w:val="2"/>
+        </w:numPr>
+        <w:spacing w:after="60"/>
+      </w:pPr>
+      <w:r>
+        <w:t xml:space="preserve">Defensive vs offensive: Is AI primarily protecting existing revenue or creating new revenue streams?</w:t>
+      </w:r>
+    </w:p>
+    <w:p>
+      <w:pPr>
+        <w:pStyle w:val="ListParagraph"/>
+        <w:numPr>
+          <w:ilvl w:val="0"/>
+          <w:numId w:val="2"/>
+        </w:numPr>
+        <w:spacing w:after="60"/>
+      </w:pPr>
+      <w:r>
+        <w:t xml:space="preserve">Where AI is actually showing up in products: Not what they announce — what has shipped, at what scale, with what measurable impact?</w:t>
+      </w:r>
+    </w:p>
+    <w:p>
+      <w:pPr>
+        <w:pStyle w:val="ListParagraph"/>
+        <w:numPr>
+          <w:ilvl w:val="0"/>
+          <w:numId w:val="2"/>
+        </w:numPr>
+        <w:spacing w:after="60"/>
+      </w:pPr>
+      <w:r>
+        <w:t xml:space="preserve">AI org signals: How is AI organized — centralized research team, embedded in product teams, or both?</w:t>
+      </w:r>
+    </w:p>
+    <w:p>
+      <w:pPr>
+        <w:pStyle w:val="ListParagraph"/>
+        <w:numPr>
+          <w:ilvl w:val="0"/>
+          <w:numId w:val="2"/>
+        </w:numPr>
+        <w:spacing w:after="60"/>
+      </w:pPr>
+      <w:r>
+        <w:t xml:space="preserve">The bet that could define the next 3 years: What is the single AI move that will either compound their advantage or expose a major vulnerability?</w:t>
+      </w:r>
+    </w:p>
+    <w:p>
+      <w:pPr>
+        <w:spacing w:after="240"/>
+      </w:pPr>
+      <w:r>
+        <w:t xml:space="preserve">Label as [INFERRED] or [DOCUMENTED].</w:t>
       </w:r>
     </w:p>
     <w:p>
@@ -149,20 +485,87 @@
       </w:r>
     </w:p>
     <w:p>
-      <w:r>
-        <w:t xml:space="preserve">Research where [COMPANY] is exposed — the structural vulnerabilities, unresolved strategic questions, and quiet risks that most candidates wouldn't surface in an interview.
-For each vulnerability, answer:
-1. What the vulnerability is: State it plainly.
-2. What signals reveal it: Earnings commentary, regulatory actions, product failures, leadership departures, or market share data.
-3. How serious it is: Existential, significant, or manageable? Why?
-4. How the company is responding: What are they doing about it, and is it enough?
-Look for vulnerabilities in: regulatory and antitrust exposure, revenue concentration risk, competitive threats from unexpected directions, technology bets that haven't paid off, talent and org health signals, user trust and brand perception risks.
-Label as [DOCUMENTED] or [INFERRED].</w:t>
-      </w:r>
-    </w:p>
-    <w:p>
-      <w:r>
-        <w:t xml:space="preserve"/>
+      <w:pPr>
+        <w:spacing w:after="120"/>
+      </w:pPr>
+      <w:r>
+        <w:t xml:space="preserve">Research where [COMPANY] is exposed — the structural vulnerabilities, unresolved strategic questions, and quiet risks that most candidates wouldn’t surface in an interview.</w:t>
+      </w:r>
+    </w:p>
+    <w:p>
+      <w:pPr>
+        <w:spacing w:after="60"/>
+      </w:pPr>
+      <w:r>
+        <w:t xml:space="preserve">For each vulnerability, answer:</w:t>
+      </w:r>
+    </w:p>
+    <w:p>
+      <w:pPr>
+        <w:pStyle w:val="ListParagraph"/>
+        <w:numPr>
+          <w:ilvl w:val="0"/>
+          <w:numId w:val="2"/>
+        </w:numPr>
+        <w:spacing w:after="60"/>
+      </w:pPr>
+      <w:r>
+        <w:t xml:space="preserve">What the vulnerability is: State it plainly.</w:t>
+      </w:r>
+    </w:p>
+    <w:p>
+      <w:pPr>
+        <w:pStyle w:val="ListParagraph"/>
+        <w:numPr>
+          <w:ilvl w:val="0"/>
+          <w:numId w:val="2"/>
+        </w:numPr>
+        <w:spacing w:after="60"/>
+      </w:pPr>
+      <w:r>
+        <w:t xml:space="preserve">What signals reveal it: Earnings commentary, regulatory actions, product failures, leadership departures, or market share data.</w:t>
+      </w:r>
+    </w:p>
+    <w:p>
+      <w:pPr>
+        <w:pStyle w:val="ListParagraph"/>
+        <w:numPr>
+          <w:ilvl w:val="0"/>
+          <w:numId w:val="2"/>
+        </w:numPr>
+        <w:spacing w:after="60"/>
+      </w:pPr>
+      <w:r>
+        <w:t xml:space="preserve">How serious it is: Existential, significant, or manageable? Why?</w:t>
+      </w:r>
+    </w:p>
+    <w:p>
+      <w:pPr>
+        <w:pStyle w:val="ListParagraph"/>
+        <w:numPr>
+          <w:ilvl w:val="0"/>
+          <w:numId w:val="2"/>
+        </w:numPr>
+        <w:spacing w:after="60"/>
+      </w:pPr>
+      <w:r>
+        <w:t xml:space="preserve">How the company is responding: What are they doing about it, and is it enough?</w:t>
+      </w:r>
+    </w:p>
+    <w:p>
+      <w:pPr>
+        <w:spacing w:after="120"/>
+      </w:pPr>
+      <w:r>
+        <w:t xml:space="preserve">Look for vulnerabilities in: regulatory and antitrust exposure, revenue concentration risk, competitive threats from unexpected directions, technology bets that haven’t paid off, talent and org health signals, user trust and brand perception risks.</w:t>
+      </w:r>
+    </w:p>
+    <w:p>
+      <w:pPr>
+        <w:spacing w:after="240"/>
+      </w:pPr>
+      <w:r>
+        <w:t xml:space="preserve">Label as [DOCUMENTED] or [INFERRED].</w:t>
       </w:r>
     </w:p>
     <w:p>
@@ -174,44 +577,76 @@
       </w:r>
     </w:p>
     <w:p>
+      <w:pPr>
+        <w:spacing w:after="120"/>
+      </w:pPr>
       <w:r>
         <w:rPr>
           <w:i/>
           <w:iCs/>
-          <w:color w:val="666666"/>
         </w:rPr>
         <w:t xml:space="preserve">Run this last, in the same thread. Do not start a new conversation.</w:t>
       </w:r>
     </w:p>
     <w:p>
-      <w:r>
-        <w:t xml:space="preserve">Using all the research above as context, produce the synthesis in this exact format:
-What this company optimizes for in one sentence: Not what they say — what the strategic decisions reveal they actually optimize for.
-The one bet that defines the next 3 years: The single strategic move that will either compound their advantage or expose a major vulnerability. Why this one?
-What it's like to be a PM there in two sentences: The honest version — what you'd be walking into, what you'd have authority over, and what the culture rewards.
-The vulnerability worth knowing: The one structural risk that a well-prepared PM candidate should be able to speak to — and have a view on.
-One prepared opinion: A specific, defensible point of view you could share in a [COMPANY] interview — something beyond what a casual observer would say. Ground it in a signal from the research above.
-Keep this tight — half a page maximum.</w:t>
-      </w:r>
-    </w:p>
-    <w:p>
-      <w:r>
-        <w:t xml:space="preserve"/>
-      </w:r>
-    </w:p>
-    <w:p>
-      <w:pPr>
-        <w:pBdr>
-          <w:bottom w:val="single" w:color="CCCCCC" w:sz="6"/>
-        </w:pBdr>
-      </w:pPr>
-      <w:r>
-        <w:t xml:space="preserve"/>
-      </w:r>
-    </w:p>
-    <w:p>
-      <w:r>
-        <w:t xml:space="preserve"/>
+      <w:pPr>
+        <w:spacing w:after="120"/>
+      </w:pPr>
+      <w:r>
+        <w:t xml:space="preserve">Using all the research above as context, produce the synthesis in this exact format:</w:t>
+      </w:r>
+    </w:p>
+    <w:p>
+      <w:pPr>
+        <w:spacing w:after="100"/>
+        <w:ind w:left="360"/>
+      </w:pPr>
+      <w:r>
+        <w:t xml:space="preserve">What this company optimizes for in one sentence: Not what they say — what the strategic decisions reveal they actually optimize for.</w:t>
+      </w:r>
+    </w:p>
+    <w:p>
+      <w:pPr>
+        <w:spacing w:after="100"/>
+        <w:ind w:left="360"/>
+      </w:pPr>
+      <w:r>
+        <w:t xml:space="preserve">The one bet that defines the next 3 years: The single strategic move that will either compound their advantage or expose a major vulnerability. Why this one?</w:t>
+      </w:r>
+    </w:p>
+    <w:p>
+      <w:pPr>
+        <w:spacing w:after="100"/>
+        <w:ind w:left="360"/>
+      </w:pPr>
+      <w:r>
+        <w:t xml:space="preserve">What it’s like to be a PM there in two sentences: The honest version — what you’d be walking into, what you’d have authority over, and what the culture rewards.</w:t>
+      </w:r>
+    </w:p>
+    <w:p>
+      <w:pPr>
+        <w:spacing w:after="100"/>
+        <w:ind w:left="360"/>
+      </w:pPr>
+      <w:r>
+        <w:t xml:space="preserve">The vulnerability worth knowing: The one structural risk that a well-prepared PM candidate should be able to speak to — and have a view on.</w:t>
+      </w:r>
+    </w:p>
+    <w:p>
+      <w:pPr>
+        <w:spacing w:after="100"/>
+        <w:ind w:left="360"/>
+      </w:pPr>
+      <w:r>
+        <w:t xml:space="preserve">One prepared opinion: A specific, defensible point of view you could share in a [COMPANY] interview — something beyond what a casual observer would say. Ground it in a signal from the research above.</w:t>
+      </w:r>
+    </w:p>
+    <w:p>
+      <w:pPr>
+        <w:spacing w:after="240"/>
+      </w:pPr>
+      <w:r>
+        <w:t xml:space="preserve">Keep this tight — half a page maximum.</w:t>
       </w:r>
     </w:p>
     <w:p>
@@ -223,24 +658,101 @@
       </w:r>
     </w:p>
     <w:p>
+      <w:pPr>
+        <w:spacing w:after="120"/>
+      </w:pPr>
       <w:r>
         <w:rPr>
           <w:i/>
           <w:iCs/>
-          <w:color w:val="666666"/>
         </w:rPr>
         <w:t xml:space="preserve">Run this after all prompts are complete, in the same thread.</w:t>
       </w:r>
     </w:p>
     <w:p>
-      <w:r>
-        <w:t xml:space="preserve">Produce a Word document (.docx) with the following structure:
-1. Title: [research type] — [subject] — [month and year]
-2. Synthesis section first — the full synthesis output, prominently placed, with no [DOCUMENTED] or [INFERRED] labels
-3. Full research sections — each prompt output as a clearly labeled section with headings, in the order the prompts were run
-4. All [DOCUMENTED] and [INFERRED] labels preserved in the full research sections
-5. Tables formatted as proper tables, not plain text
-6. Bullet points formatted as proper lists, not dashes or plain text</w:t>
+      <w:pPr>
+        <w:spacing w:after="60"/>
+      </w:pPr>
+      <w:r>
+        <w:t xml:space="preserve">Produce a Word document (.docx) with the following structure:</w:t>
+      </w:r>
+    </w:p>
+    <w:p>
+      <w:pPr>
+        <w:pStyle w:val="ListParagraph"/>
+        <w:numPr>
+          <w:ilvl w:val="0"/>
+          <w:numId w:val="2"/>
+        </w:numPr>
+        <w:spacing w:after="60"/>
+      </w:pPr>
+      <w:r>
+        <w:t xml:space="preserve">Title: [research type] — [subject] — [month and year]</w:t>
+      </w:r>
+    </w:p>
+    <w:p>
+      <w:pPr>
+        <w:pStyle w:val="ListParagraph"/>
+        <w:numPr>
+          <w:ilvl w:val="0"/>
+          <w:numId w:val="2"/>
+        </w:numPr>
+        <w:spacing w:after="60"/>
+      </w:pPr>
+      <w:r>
+        <w:t xml:space="preserve">Synthesis section first — the full synthesis output, prominently placed, with no [DOCUMENTED] or [INFERRED] labels</w:t>
+      </w:r>
+    </w:p>
+    <w:p>
+      <w:pPr>
+        <w:pStyle w:val="ListParagraph"/>
+        <w:numPr>
+          <w:ilvl w:val="0"/>
+          <w:numId w:val="2"/>
+        </w:numPr>
+        <w:spacing w:after="60"/>
+      </w:pPr>
+      <w:r>
+        <w:t xml:space="preserve">Full research sections — each prompt output as a clearly labeled section with headings, in the order the prompts were run</w:t>
+      </w:r>
+    </w:p>
+    <w:p>
+      <w:pPr>
+        <w:pStyle w:val="ListParagraph"/>
+        <w:numPr>
+          <w:ilvl w:val="0"/>
+          <w:numId w:val="2"/>
+        </w:numPr>
+        <w:spacing w:after="60"/>
+      </w:pPr>
+      <w:r>
+        <w:t xml:space="preserve">All [DOCUMENTED] and [INFERRED] labels preserved in the full research sections</w:t>
+      </w:r>
+    </w:p>
+    <w:p>
+      <w:pPr>
+        <w:pStyle w:val="ListParagraph"/>
+        <w:numPr>
+          <w:ilvl w:val="0"/>
+          <w:numId w:val="2"/>
+        </w:numPr>
+        <w:spacing w:after="60"/>
+      </w:pPr>
+      <w:r>
+        <w:t xml:space="preserve">Tables formatted as proper tables, not plain text</w:t>
+      </w:r>
+    </w:p>
+    <w:p>
+      <w:pPr>
+        <w:pStyle w:val="ListParagraph"/>
+        <w:numPr>
+          <w:ilvl w:val="0"/>
+          <w:numId w:val="2"/>
+        </w:numPr>
+        <w:spacing w:after="60"/>
+      </w:pPr>
+      <w:r>
+        <w:t xml:space="preserve">Bullet points formatted as proper lists, not dashes or plain text</w:t>
       </w:r>
     </w:p>
     <w:sectPr>
@@ -257,6 +769,43 @@
 <w:comments xmlns:cx="http://schemas.microsoft.com/office/drawing/2014/chartex" xmlns:cx1="http://schemas.microsoft.com/office/drawing/2015/9/8/chartex" xmlns:cx2="http://schemas.microsoft.com/office/drawing/2015/10/21/chartex" xmlns:cx3="http://schemas.microsoft.com/office/drawing/2016/5/9/chartex" xmlns:cx4="http://schemas.microsoft.com/office/drawing/2016/5/10/chartex" xmlns:cx5="http://schemas.microsoft.com/office/drawing/2016/5/11/chartex" xmlns:cx6="http://schemas.microsoft.com/office/drawing/2016/5/12/chartex" xmlns:cx7="http://schemas.microsoft.com/office/drawing/2016/5/13/chartex" xmlns:cx8="http://schemas.microsoft.com/office/drawing/2016/5/14/chartex" xmlns:mc="http://schemas.openxmlformats.org/markup-compatibility/2006" xmlns:aink="http://schemas.microsoft.com/office/drawing/2016/ink" xmlns:am3d="http://schemas.microsoft.com/office/drawing/2017/model3d" xmlns:o="urn:schemas-microsoft-com:office:office" xmlns:r="http://schemas.openxmlformats.org/officeDocument/2006/relationships" xmlns:m="http://schemas.openxmlformats.org/officeDocument/2006/math" xmlns:v="urn:schemas-microsoft-com:vml" xmlns:wp14="http://schemas.microsoft.com/office/word/2010/wordprocessingDrawing" xmlns:wp="http://schemas.openxmlformats.org/drawingml/2006/wordprocessingDrawing" xmlns:w10="urn:schemas-microsoft-com:office:word" xmlns:w="http://schemas.openxmlformats.org/wordprocessingml/2006/main" xmlns:w14="http://schemas.microsoft.com/office/word/2010/wordml" xmlns:w15="http://schemas.microsoft.com/office/word/2012/wordml" xmlns:w16cex="http://schemas.microsoft.com/office/word/2018/wordml/cex" xmlns:w16cid="http://schemas.microsoft.com/office/word/2016/wordml/cid" xmlns:w16="http://schemas.microsoft.com/office/word/2018/wordml" xmlns:w16sdtdh="http://schemas.microsoft.com/office/word/2020/wordml/sdtdatahash" xmlns:w16se="http://schemas.microsoft.com/office/word/2015/wordml/symex" xmlns:wpg="http://schemas.microsoft.com/office/word/2010/wordprocessingGroup" xmlns:wpi="http://schemas.microsoft.com/office/word/2010/wordprocessingInk" xmlns:wne="http://schemas.microsoft.com/office/word/2006/wordml" xmlns:wps="http://schemas.microsoft.com/office/word/2010/wordprocessingShape"/>
 </file>
 
+<file path=word/endnotes.xml><?xml version="1.0" encoding="utf-8"?>
+<w:endnotes xmlns:wpc="http://schemas.microsoft.com/office/word/2010/wordprocessingCanvas" xmlns:mc="http://schemas.openxmlformats.org/markup-compatibility/2006" xmlns:o="urn:schemas-microsoft-com:office:office" xmlns:r="http://schemas.openxmlformats.org/officeDocument/2006/relationships" xmlns:m="http://schemas.openxmlformats.org/officeDocument/2006/math" xmlns:v="urn:schemas-microsoft-com:vml" xmlns:wp14="http://schemas.microsoft.com/office/word/2010/wordprocessingDrawing" xmlns:wp="http://schemas.openxmlformats.org/drawingml/2006/wordprocessingDrawing" xmlns:w10="urn:schemas-microsoft-com:office:word" xmlns:w="http://schemas.openxmlformats.org/wordprocessingml/2006/main" xmlns:w14="http://schemas.microsoft.com/office/word/2010/wordml" xmlns:w15="http://schemas.microsoft.com/office/word/2012/wordml" xmlns:wpg="http://schemas.microsoft.com/office/word/2010/wordprocessingGroup" xmlns:wpi="http://schemas.microsoft.com/office/word/2010/wordprocessingInk" xmlns:wne="http://schemas.microsoft.com/office/word/2006/wordml" xmlns:wps="http://schemas.microsoft.com/office/word/2010/wordprocessingShape" mc:Ignorable="w14 w15 wp14">
+  <w:endnote w:type="separator" w:id="-1">
+    <w:p>
+      <w:pPr>
+        <w:spacing w:after="0" w:line="240" w:lineRule="auto"/>
+      </w:pPr>
+      <w:r>
+        <w:rPr>
+          <w:rStyle w:val="EndnoteReference"/>
+        </w:rPr>
+        <w:endnoteRef/>
+      </w:r>
+      <w:r>
+        <w:separator/>
+      </w:r>
+    </w:p>
+  </w:endnote>
+  <w:endnote w:type="continuationSeparator" w:id="0">
+    <w:p>
+      <w:pPr>
+        <w:spacing w:after="0" w:line="240" w:lineRule="auto"/>
+      </w:pPr>
+      <w:r>
+        <w:rPr>
+          <w:rStyle w:val="EndnoteReference"/>
+        </w:rPr>
+        <w:endnoteRef/>
+      </w:r>
+      <w:r>
+        <w:continuationSeparator/>
+      </w:r>
+    </w:p>
+  </w:endnote>
+</w:endnotes>
+</file>
+
 <file path=word/footnotes.xml><?xml version="1.0" encoding="utf-8"?>
 <w:footnotes xmlns:wpc="http://schemas.microsoft.com/office/word/2010/wordprocessingCanvas" xmlns:mc="http://schemas.openxmlformats.org/markup-compatibility/2006" xmlns:o="urn:schemas-microsoft-com:office:office" xmlns:r="http://schemas.openxmlformats.org/officeDocument/2006/relationships" xmlns:m="http://schemas.openxmlformats.org/officeDocument/2006/math" xmlns:v="urn:schemas-microsoft-com:vml" xmlns:wp14="http://schemas.microsoft.com/office/word/2010/wordprocessingDrawing" xmlns:wp="http://schemas.openxmlformats.org/drawingml/2006/wordprocessingDrawing" xmlns:w10="urn:schemas-microsoft-com:office:word" xmlns:w="http://schemas.openxmlformats.org/wordprocessingml/2006/main" xmlns:w14="http://schemas.microsoft.com/office/word/2010/wordml" xmlns:w15="http://schemas.microsoft.com/office/word/2012/wordml" xmlns:wpg="http://schemas.microsoft.com/office/word/2010/wordprocessingGroup" xmlns:wpi="http://schemas.microsoft.com/office/word/2010/wordprocessingInk" xmlns:wne="http://schemas.microsoft.com/office/word/2006/wordml" xmlns:wps="http://schemas.microsoft.com/office/word/2010/wordprocessingShape" mc:Ignorable="w14 w15 wp14">
   <w:footnote w:type="separator" w:id="-1">
@@ -384,18 +933,6 @@
     <w:multiLevelType w:val="hybridMultilevel"/>
     <w:lvl w:ilvl="0" w15:tentative="1">
       <w:start w:val="1"/>
-      <w:numFmt w:val="bullet"/>
-      <w:lvlText w:val="•"/>
-      <w:lvlJc w:val="left"/>
-      <w:pPr>
-        <w:ind w:left="720" w:hanging="360"/>
-      </w:pPr>
-    </w:lvl>
-  </w:abstractNum>
-  <w:abstractNum w:abstractNumId="3" w15:restartNumberingAfterBreak="0">
-    <w:multiLevelType w:val="hybridMultilevel"/>
-    <w:lvl w:ilvl="0" w15:tentative="1">
-      <w:start w:val="1"/>
       <w:numFmt w:val="decimal"/>
       <w:lvlText w:val="%1."/>
       <w:lvlJc w:val="left"/>
@@ -406,6 +943,12 @@
   </w:abstractNum>
   <w:num w:numId="1">
     <w:abstractNumId w:val="1"/>
+    <w:lvlOverride w:ilvl="0">
+      <w:startOverride w:val="1"/>
+    </w:lvlOverride>
+  </w:num>
+  <w:num w:numId="2">
+    <w:abstractNumId w:val="2"/>
     <w:lvlOverride w:ilvl="0">
       <w:startOverride w:val="1"/>
     </w:lvlOverride>
@@ -559,22 +1102,59 @@
       <w:szCs w:val="20"/>
     </w:rPr>
   </w:style>
+  <w:style w:type="character" w:styleId="EndnoteReference">
+    <w:name w:val="endnote reference"/>
+    <w:basedOn w:val="DefaultParagraphFont"/>
+    <w:uiPriority w:val="99"/>
+    <w:semiHidden/>
+    <w:unhideWhenUsed/>
+    <w:rPr>
+      <w:vertAlign w:val="superscript"/>
+    </w:rPr>
+  </w:style>
+  <w:style w:type="paragraph" w:styleId="EndnoteText">
+    <w:name w:val="endnote text"/>
+    <w:basedOn w:val="Normal"/>
+    <w:link w:val="EndnoteTextChar"/>
+    <w:uiPriority w:val="99"/>
+    <w:semiHidden/>
+    <w:unhideWhenUsed/>
+    <w:pPr>
+      <w:spacing w:after="0" w:line="240" w:lineRule="auto"/>
+    </w:pPr>
+    <w:rPr>
+      <w:sz w:val="20"/>
+      <w:szCs w:val="20"/>
+    </w:rPr>
+  </w:style>
+  <w:style w:type="character" w:styleId="EndnoteTextChar">
+    <w:name w:val="Endnote Text Char"/>
+    <w:basedOn w:val="DefaultParagraphFont"/>
+    <w:link w:val="EndnoteText"/>
+    <w:uiPriority w:val="99"/>
+    <w:semiHidden/>
+    <w:unhideWhenUsed/>
+    <w:rPr>
+      <w:sz w:val="20"/>
+      <w:szCs w:val="20"/>
+    </w:rPr>
+  </w:style>
   <w:style w:type="paragraph" w:styleId="Heading1">
     <w:name w:val="Heading 1"/>
     <w:basedOn w:val="Normal"/>
     <w:next w:val="Normal"/>
     <w:qFormat/>
     <w:pPr>
-      <w:spacing w:before="320" w:after="160"/>
+      <w:spacing w:after="120" w:before="360"/>
       <w:outlineLvl w:val="0"/>
     </w:pPr>
     <w:rPr>
       <w:rFonts w:ascii="Arial" w:cs="Arial" w:eastAsia="Arial" w:hAnsi="Arial"/>
       <w:b/>
       <w:bCs/>
-      <w:color w:val="1a1a1a"/>
-      <w:sz w:val="32"/>
-      <w:szCs w:val="32"/>
+      <w:color w:val="1F3864"/>
+      <w:sz w:val="36"/>
+      <w:szCs w:val="36"/>
     </w:rPr>
   </w:style>
   <w:style w:type="paragraph" w:styleId="Heading2">
@@ -583,7 +1163,7 @@
     <w:next w:val="Normal"/>
     <w:qFormat/>
     <w:pPr>
-      <w:spacing w:before="240" w:after="120"/>
+      <w:spacing w:after="120" w:before="240"/>
       <w:outlineLvl w:val="1"/>
     </w:pPr>
     <w:rPr>
@@ -591,8 +1171,8 @@
       <w:b/>
       <w:bCs/>
       <w:color w:val="2E75B6"/>
-      <w:sz w:val="26"/>
-      <w:szCs w:val="26"/>
+      <w:sz w:val="28"/>
+      <w:szCs w:val="28"/>
     </w:rPr>
   </w:style>
 </w:styles>
